--- a/Project52F_Whitepaper_v2_1_Academic.docx
+++ b/Project52F_Whitepaper_v2_1_Academic.docx
@@ -1,6 +1,6 @@
 
 <file path=word/document.xml><?xml version="1.0" encoding="utf-8"?>
-<w:document xmlns:wpc="http://schemas.microsoft.com/office/word/2010/wordprocessingCanvas" xmlns:mc="http://schemas.openxmlformats.org/markup-compatibility/2006" xmlns:o="urn:schemas-microsoft-com:office:office" xmlns:r="http://schemas.openxmlformats.org/officeDocument/2006/relationships" xmlns:m="http://schemas.openxmlformats.org/officeDocument/2006/math" xmlns:v="urn:schemas-microsoft-com:vml" xmlns:wp14="http://schemas.microsoft.com/office/word/2010/wordprocessingDrawing" xmlns:wp="http://schemas.openxmlformats.org/drawingml/2006/wordprocessingDrawing" xmlns:w10="urn:schemas-microsoft-com:office:word" xmlns:w="http://schemas.openxmlformats.org/wordprocessingml/2006/main" xmlns:w14="http://schemas.microsoft.com/office/word/2010/wordml" xmlns:w15="http://schemas.microsoft.com/office/word/2012/wordml" xmlns:wpg="http://schemas.microsoft.com/office/word/2010/wordprocessingGroup" xmlns:wpi="http://schemas.microsoft.com/office/word/2010/wordprocessingInk" xmlns:wne="http://schemas.microsoft.com/office/word/2006/wordml" xmlns:wps="http://schemas.microsoft.com/office/word/2010/wordprocessingShape" xmlns:cx="http://schemas.microsoft.com/office/drawing/2014/chartex" xmlns:cx1="http://schemas.microsoft.com/office/drawing/2015/9/8/chartex" xmlns:cx2="http://schemas.microsoft.com/office/drawing/2015/10/21/chartex" xmlns:cx3="http://schemas.microsoft.com/office/drawing/2016/5/9/chartex" xmlns:cx4="http://schemas.microsoft.com/office/drawing/2016/5/10/chartex" xmlns:cx5="http://schemas.microsoft.com/office/drawing/2016/5/11/chartex" xmlns:cx6="http://schemas.microsoft.com/office/drawing/2016/5/12/chartex" xmlns:cx7="http://schemas.microsoft.com/office/drawing/2016/5/13/chartex" xmlns:cx8="http://schemas.microsoft.com/office/drawing/2016/5/14/chartex" xmlns:aink="http://schemas.microsoft.com/office/drawing/2016/ink" xmlns:am3d="http://schemas.microsoft.com/office/drawing/2017/model3d" xmlns:w16cex="http://schemas.microsoft.com/office/word/2018/wordml/cex" xmlns:w16cid="http://schemas.microsoft.com/office/word/2016/wordml/cid" xmlns:w16="http://schemas.microsoft.com/office/word/2018/wordml" xmlns:w16sdtdh="http://schemas.microsoft.com/office/word/2020/wordml/sdtdatahash" xmlns:w16se="http://schemas.microsoft.com/office/word/2015/wordml/symex" mc:Ignorable="w14 w15 wp14">
+<w:document xmlns:ns1="http://schemas.openxmlformats.org/markup-compatibility/2006" xmlns:ns2="http://schemas.openxmlformats.org/officeDocument/2006/relationships" xmlns:w="http://schemas.openxmlformats.org/wordprocessingml/2006/main" ns1:Ignorable="w14 w15 wp14">
   <w:body>
     <w:p>
       <w:pPr>
@@ -5563,7 +5563,7 @@
           <w:sz w:val="22"/>
           <w:szCs w:val="22"/>
         </w:rPr>
-        <w:t xml:space="preserve">Tax decays linearly from 9,500 BPS toward the steady-state floor in steps of 100 BPS every 104 blocks (approximately 10.4 seconds). Buy tax decays toward the e floor (272 BPS) and sell tax toward the π floor (314 BPS). By block 10,400, tax rates have reached their permanent values.</w:t>
+        <w:t xml:space="preserve">Zone B applies a stepwise decay δ(b) = ⌊(b − 5200) / 104⌋ · 100 basis points to the Zone A rate of 9,500 BPS. The decay reaches its maximum of 4,900 BPS at b = 10,399, yielding an end-of-Zone-B rate of 4,600 BPS for both buy and sell sides. At b = 10,400 the schedule transitions discontinuously to (e, π) = (272, 314) BPS — the Hardening baseline rates for buy and sell respectively. The transition is structural rather than asymptotic: the floor clauses in the Zone B helpers are dead code at current parameters, and the rate does not glide to baseline within Zone B. Team allocation remains at 75 BPS throughout.</w:t>
       </w:r>
     </w:p>
     <w:p>
@@ -10120,7 +10120,7 @@
                 <w:sz w:val="19"/>
                 <w:szCs w:val="19"/>
               </w:rPr>
-              <w:t xml:space="preserve">Decaying → e/π</w:t>
+              <w:t xml:space="preserve">9,500 → 4,600 BPS staircase</w:t>
             </w:r>
           </w:p>
         </w:tc>
@@ -10158,7 +10158,7 @@
                 <w:sz w:val="19"/>
                 <w:szCs w:val="19"/>
               </w:rPr>
-              <w:t xml:space="preserve">Gradual tax normalisation</w:t>
+              <w:t xml:space="preserve">50-step decay; cliff to baseline at b = 10,400</w:t>
             </w:r>
           </w:p>
         </w:tc>
@@ -13523,8 +13523,8 @@
       </w:r>
     </w:p>
     <w:sectPr>
-      <w:headerReference w:type="default" r:id="rId7"/>
-      <w:footerReference w:type="default" r:id="rId8"/>
+      <w:headerReference w:type="default" ns2:id="rId7"/>
+      <w:footerReference w:type="default" ns2:id="rId8"/>
       <w:pgSz w:w="11906" w:h="16838" w:orient="portrait"/>
       <w:pgMar w:top="1440" w:right="1440" w:bottom="1440" w:left="1440" w:header="708" w:footer="708" w:gutter="0"/>
       <w:pgNumType/>
